--- a/266_Summer2026_Final_Report_Automatic_Pipeline_Tag_Prediction.docx
+++ b/266_Summer2026_Final_Report_Automatic_Pipeline_Tag_Prediction.docx
@@ -1387,12 +1387,850 @@
       <w:r>
         <w:rPr>
           <w:sz w:val="22"/>
-          <w:szCs w:val="22"/>
         </w:rPr>
         <w:tab/>
-        <w:t xml:space="preserve">While overall performance improved in accuracy and macro-F1 scores across the three models, per-class metrics were more informative for our analysis and fine-tuning. We found RoBERTa to show the most improvement over the baseline for pipeline tags among larger support sizes, whereas ModernBERT outperformed both the TF-IDF LR and RoBERTa models across all tags [Table 1]. </w:t>
-      </w:r>
-    </w:p>
+        <w:t>While overall performance improved in accuracy and macro-F1 scores across the three models, per-class metrics were more informative for our analysis and fine-tuning. Table 2 reports precision, recall, and F1 for all ten pipeline tags across all three models on the full test set. ModernBERT matched or outperformed RoBERTa on every tag, and matched or outperformed the baseline on nine of the ten tags, with one narrow exception: robotics F1 dipped one point, from 0.97 for the baseline to 0.96 for ModernBERT. RoBERTa showed the most improvement over the baseline on the three tags with the largest support sizes (text-generation, image-text-to-text, and text-classification), but regressed slightly relative to the baseline on several smaller-support tags (image-classification, robotics, sentence-similarity, and token-classification), a pattern ModernBERT did not share [Table 1, Table 2].</w:t>
+      </w:r>
+    </w:p>
+    <w:p>
+      <w:pPr>
+        <w:tabs>
+          <w:tab w:val="left" w:pos="0"/>
+        </w:tabs>
+        <w:spacing w:after="120" w:line="227" w:lineRule="auto"/>
+        <w:jc w:val="left"/>
+        <w:rPr>
+          <w:sz w:val="22"/>
+          <w:szCs w:val="22"/>
+        </w:rPr>
+      </w:pPr>
+      <w:r>
+        <w:rPr>
+          <w:sz w:val="22"/>
+        </w:rPr>
+        <w:t>Table 2: Per-Class F1 Score by Model (Test Set, n = 14,500, 100% Training Data). Precision / Recall / F1 detail for every tag is in Appendix 4.</w:t>
+      </w:r>
+    </w:p>
+    <w:tbl>
+      <w:tblPr>
+        <w:tblW w:type="dxa" w:w="4450"/>
+        <w:jc w:val="center"/>
+        <w:tblBorders>
+          <w:top w:val="single" w:sz="4" w:space="0" w:color="000000"/>
+          <w:left w:val="single" w:sz="4" w:space="0" w:color="000000"/>
+          <w:bottom w:val="single" w:sz="4" w:space="0" w:color="000000"/>
+          <w:right w:val="single" w:sz="4" w:space="0" w:color="000000"/>
+          <w:insideH w:val="single" w:sz="4" w:space="0" w:color="000000"/>
+          <w:insideV w:val="single" w:sz="4" w:space="0" w:color="000000"/>
+        </w:tblBorders>
+        <w:tblLayout w:type="fixed"/>
+        <w:tblLook w:firstColumn="1" w:firstRow="1" w:lastColumn="0" w:lastRow="0" w:noHBand="0" w:noVBand="1" w:val="04A0"/>
+      </w:tblPr>
+      <w:tblGrid>
+        <w:gridCol w:w="2150"/>
+        <w:gridCol w:w="650"/>
+        <w:gridCol w:w="550"/>
+        <w:gridCol w:w="550"/>
+        <w:gridCol w:w="550"/>
+      </w:tblGrid>
+      <w:tr>
+        <w:tc>
+          <w:tcPr>
+            <w:tcW w:type="dxa" w:w="2150"/>
+          </w:tcPr>
+          <w:p>
+            <w:r/>
+            <w:r>
+              <w:rPr>
+                <w:b/>
+                <w:sz w:val="16"/>
+              </w:rPr>
+              <w:t>Pipeline Tag</w:t>
+            </w:r>
+          </w:p>
+        </w:tc>
+        <w:tc>
+          <w:tcPr>
+            <w:tcW w:type="dxa" w:w="650"/>
+          </w:tcPr>
+          <w:p>
+            <w:r/>
+            <w:r>
+              <w:rPr>
+                <w:b/>
+                <w:sz w:val="16"/>
+              </w:rPr>
+              <w:t>Support</w:t>
+            </w:r>
+          </w:p>
+        </w:tc>
+        <w:tc>
+          <w:tcPr>
+            <w:tcW w:type="dxa" w:w="550"/>
+          </w:tcPr>
+          <w:p>
+            <w:r/>
+            <w:r>
+              <w:rPr>
+                <w:b/>
+                <w:sz w:val="16"/>
+              </w:rPr>
+              <w:t>Base</w:t>
+            </w:r>
+          </w:p>
+        </w:tc>
+        <w:tc>
+          <w:tcPr>
+            <w:tcW w:type="dxa" w:w="550"/>
+          </w:tcPr>
+          <w:p>
+            <w:r/>
+            <w:r>
+              <w:rPr>
+                <w:b/>
+                <w:sz w:val="16"/>
+              </w:rPr>
+              <w:t>RoB</w:t>
+            </w:r>
+          </w:p>
+        </w:tc>
+        <w:tc>
+          <w:tcPr>
+            <w:tcW w:type="dxa" w:w="550"/>
+          </w:tcPr>
+          <w:p>
+            <w:r/>
+            <w:r>
+              <w:rPr>
+                <w:b/>
+                <w:sz w:val="16"/>
+              </w:rPr>
+              <w:t>MB</w:t>
+            </w:r>
+          </w:p>
+        </w:tc>
+      </w:tr>
+      <w:tr>
+        <w:tc>
+          <w:tcPr>
+            <w:tcW w:type="dxa" w:w="2150"/>
+          </w:tcPr>
+          <w:p>
+            <w:r/>
+            <w:r>
+              <w:rPr>
+                <w:sz w:val="16"/>
+              </w:rPr>
+              <w:t>text-generation</w:t>
+            </w:r>
+          </w:p>
+        </w:tc>
+        <w:tc>
+          <w:tcPr>
+            <w:tcW w:type="dxa" w:w="650"/>
+          </w:tcPr>
+          <w:p>
+            <w:r/>
+            <w:r>
+              <w:rPr>
+                <w:sz w:val="16"/>
+              </w:rPr>
+              <w:t>6,810</w:t>
+            </w:r>
+          </w:p>
+        </w:tc>
+        <w:tc>
+          <w:tcPr>
+            <w:tcW w:type="dxa" w:w="550"/>
+          </w:tcPr>
+          <w:p>
+            <w:r/>
+            <w:r>
+              <w:rPr>
+                <w:sz w:val="16"/>
+              </w:rPr>
+              <w:t>0.95</w:t>
+            </w:r>
+          </w:p>
+        </w:tc>
+        <w:tc>
+          <w:tcPr>
+            <w:tcW w:type="dxa" w:w="550"/>
+          </w:tcPr>
+          <w:p>
+            <w:r/>
+            <w:r>
+              <w:rPr>
+                <w:sz w:val="16"/>
+              </w:rPr>
+              <w:t>0.96</w:t>
+            </w:r>
+          </w:p>
+        </w:tc>
+        <w:tc>
+          <w:tcPr>
+            <w:tcW w:type="dxa" w:w="550"/>
+          </w:tcPr>
+          <w:p>
+            <w:r/>
+            <w:r>
+              <w:rPr>
+                <w:sz w:val="16"/>
+              </w:rPr>
+              <w:t>0.97</w:t>
+            </w:r>
+          </w:p>
+        </w:tc>
+      </w:tr>
+      <w:tr>
+        <w:tc>
+          <w:tcPr>
+            <w:tcW w:type="dxa" w:w="2150"/>
+          </w:tcPr>
+          <w:p>
+            <w:r/>
+            <w:r>
+              <w:rPr>
+                <w:sz w:val="16"/>
+              </w:rPr>
+              <w:t>text-to-image</w:t>
+            </w:r>
+          </w:p>
+        </w:tc>
+        <w:tc>
+          <w:tcPr>
+            <w:tcW w:type="dxa" w:w="650"/>
+          </w:tcPr>
+          <w:p>
+            <w:r/>
+            <w:r>
+              <w:rPr>
+                <w:sz w:val="16"/>
+              </w:rPr>
+              <w:t>2,299</w:t>
+            </w:r>
+          </w:p>
+        </w:tc>
+        <w:tc>
+          <w:tcPr>
+            <w:tcW w:type="dxa" w:w="550"/>
+          </w:tcPr>
+          <w:p>
+            <w:r/>
+            <w:r>
+              <w:rPr>
+                <w:sz w:val="16"/>
+              </w:rPr>
+              <w:t>1.00</w:t>
+            </w:r>
+          </w:p>
+        </w:tc>
+        <w:tc>
+          <w:tcPr>
+            <w:tcW w:type="dxa" w:w="550"/>
+          </w:tcPr>
+          <w:p>
+            <w:r/>
+            <w:r>
+              <w:rPr>
+                <w:sz w:val="16"/>
+              </w:rPr>
+              <w:t>0.99</w:t>
+            </w:r>
+          </w:p>
+        </w:tc>
+        <w:tc>
+          <w:tcPr>
+            <w:tcW w:type="dxa" w:w="550"/>
+          </w:tcPr>
+          <w:p>
+            <w:r/>
+            <w:r>
+              <w:rPr>
+                <w:sz w:val="16"/>
+              </w:rPr>
+              <w:t>1.00</w:t>
+            </w:r>
+          </w:p>
+        </w:tc>
+      </w:tr>
+      <w:tr>
+        <w:tc>
+          <w:tcPr>
+            <w:tcW w:type="dxa" w:w="2150"/>
+          </w:tcPr>
+          <w:p>
+            <w:r/>
+            <w:r>
+              <w:rPr>
+                <w:sz w:val="16"/>
+              </w:rPr>
+              <w:t>image-text-to-text</w:t>
+            </w:r>
+          </w:p>
+        </w:tc>
+        <w:tc>
+          <w:tcPr>
+            <w:tcW w:type="dxa" w:w="650"/>
+          </w:tcPr>
+          <w:p>
+            <w:r/>
+            <w:r>
+              <w:rPr>
+                <w:sz w:val="16"/>
+              </w:rPr>
+              <w:t>1,288</w:t>
+            </w:r>
+          </w:p>
+        </w:tc>
+        <w:tc>
+          <w:tcPr>
+            <w:tcW w:type="dxa" w:w="550"/>
+          </w:tcPr>
+          <w:p>
+            <w:r/>
+            <w:r>
+              <w:rPr>
+                <w:sz w:val="16"/>
+              </w:rPr>
+              <w:t>0.82</w:t>
+            </w:r>
+          </w:p>
+        </w:tc>
+        <w:tc>
+          <w:tcPr>
+            <w:tcW w:type="dxa" w:w="550"/>
+          </w:tcPr>
+          <w:p>
+            <w:r/>
+            <w:r>
+              <w:rPr>
+                <w:sz w:val="16"/>
+              </w:rPr>
+              <w:t>0.84</w:t>
+            </w:r>
+          </w:p>
+        </w:tc>
+        <w:tc>
+          <w:tcPr>
+            <w:tcW w:type="dxa" w:w="550"/>
+          </w:tcPr>
+          <w:p>
+            <w:r/>
+            <w:r>
+              <w:rPr>
+                <w:sz w:val="16"/>
+              </w:rPr>
+              <w:t>0.87</w:t>
+            </w:r>
+          </w:p>
+        </w:tc>
+      </w:tr>
+      <w:tr>
+        <w:tc>
+          <w:tcPr>
+            <w:tcW w:type="dxa" w:w="2150"/>
+          </w:tcPr>
+          <w:p>
+            <w:r/>
+            <w:r>
+              <w:rPr>
+                <w:sz w:val="16"/>
+              </w:rPr>
+              <w:t>text-classification</w:t>
+            </w:r>
+          </w:p>
+        </w:tc>
+        <w:tc>
+          <w:tcPr>
+            <w:tcW w:type="dxa" w:w="650"/>
+          </w:tcPr>
+          <w:p>
+            <w:r/>
+            <w:r>
+              <w:rPr>
+                <w:sz w:val="16"/>
+              </w:rPr>
+              <w:t>1,095</w:t>
+            </w:r>
+          </w:p>
+        </w:tc>
+        <w:tc>
+          <w:tcPr>
+            <w:tcW w:type="dxa" w:w="550"/>
+          </w:tcPr>
+          <w:p>
+            <w:r/>
+            <w:r>
+              <w:rPr>
+                <w:sz w:val="16"/>
+              </w:rPr>
+              <w:t>0.92</w:t>
+            </w:r>
+          </w:p>
+        </w:tc>
+        <w:tc>
+          <w:tcPr>
+            <w:tcW w:type="dxa" w:w="550"/>
+          </w:tcPr>
+          <w:p>
+            <w:r/>
+            <w:r>
+              <w:rPr>
+                <w:sz w:val="16"/>
+              </w:rPr>
+              <w:t>0.94</w:t>
+            </w:r>
+          </w:p>
+        </w:tc>
+        <w:tc>
+          <w:tcPr>
+            <w:tcW w:type="dxa" w:w="550"/>
+          </w:tcPr>
+          <w:p>
+            <w:r/>
+            <w:r>
+              <w:rPr>
+                <w:sz w:val="16"/>
+              </w:rPr>
+              <w:t>0.96</w:t>
+            </w:r>
+          </w:p>
+        </w:tc>
+      </w:tr>
+      <w:tr>
+        <w:tc>
+          <w:tcPr>
+            <w:tcW w:type="dxa" w:w="2150"/>
+          </w:tcPr>
+          <w:p>
+            <w:r/>
+            <w:r>
+              <w:rPr>
+                <w:sz w:val="16"/>
+              </w:rPr>
+              <w:t>translation</w:t>
+            </w:r>
+          </w:p>
+        </w:tc>
+        <w:tc>
+          <w:tcPr>
+            <w:tcW w:type="dxa" w:w="650"/>
+          </w:tcPr>
+          <w:p>
+            <w:r/>
+            <w:r>
+              <w:rPr>
+                <w:sz w:val="16"/>
+              </w:rPr>
+              <w:t>857</w:t>
+            </w:r>
+          </w:p>
+        </w:tc>
+        <w:tc>
+          <w:tcPr>
+            <w:tcW w:type="dxa" w:w="550"/>
+          </w:tcPr>
+          <w:p>
+            <w:r/>
+            <w:r>
+              <w:rPr>
+                <w:sz w:val="16"/>
+              </w:rPr>
+              <w:t>0.98</w:t>
+            </w:r>
+          </w:p>
+        </w:tc>
+        <w:tc>
+          <w:tcPr>
+            <w:tcW w:type="dxa" w:w="550"/>
+          </w:tcPr>
+          <w:p>
+            <w:r/>
+            <w:r>
+              <w:rPr>
+                <w:sz w:val="16"/>
+              </w:rPr>
+              <w:t>0.98</w:t>
+            </w:r>
+          </w:p>
+        </w:tc>
+        <w:tc>
+          <w:tcPr>
+            <w:tcW w:type="dxa" w:w="550"/>
+          </w:tcPr>
+          <w:p>
+            <w:r/>
+            <w:r>
+              <w:rPr>
+                <w:sz w:val="16"/>
+              </w:rPr>
+              <w:t>0.98</w:t>
+            </w:r>
+          </w:p>
+        </w:tc>
+      </w:tr>
+      <w:tr>
+        <w:tc>
+          <w:tcPr>
+            <w:tcW w:type="dxa" w:w="2150"/>
+          </w:tcPr>
+          <w:p>
+            <w:r/>
+            <w:r>
+              <w:rPr>
+                <w:sz w:val="16"/>
+              </w:rPr>
+              <w:t>automatic-speech-recognition</w:t>
+            </w:r>
+          </w:p>
+        </w:tc>
+        <w:tc>
+          <w:tcPr>
+            <w:tcW w:type="dxa" w:w="650"/>
+          </w:tcPr>
+          <w:p>
+            <w:r/>
+            <w:r>
+              <w:rPr>
+                <w:sz w:val="16"/>
+              </w:rPr>
+              <w:t>639</w:t>
+            </w:r>
+          </w:p>
+        </w:tc>
+        <w:tc>
+          <w:tcPr>
+            <w:tcW w:type="dxa" w:w="550"/>
+          </w:tcPr>
+          <w:p>
+            <w:r/>
+            <w:r>
+              <w:rPr>
+                <w:sz w:val="16"/>
+              </w:rPr>
+              <w:t>0.99</w:t>
+            </w:r>
+          </w:p>
+        </w:tc>
+        <w:tc>
+          <w:tcPr>
+            <w:tcW w:type="dxa" w:w="550"/>
+          </w:tcPr>
+          <w:p>
+            <w:r/>
+            <w:r>
+              <w:rPr>
+                <w:sz w:val="16"/>
+              </w:rPr>
+              <w:t>0.99</w:t>
+            </w:r>
+          </w:p>
+        </w:tc>
+        <w:tc>
+          <w:tcPr>
+            <w:tcW w:type="dxa" w:w="550"/>
+          </w:tcPr>
+          <w:p>
+            <w:r/>
+            <w:r>
+              <w:rPr>
+                <w:sz w:val="16"/>
+              </w:rPr>
+              <w:t>0.99</w:t>
+            </w:r>
+          </w:p>
+        </w:tc>
+      </w:tr>
+      <w:tr>
+        <w:tc>
+          <w:tcPr>
+            <w:tcW w:type="dxa" w:w="2150"/>
+          </w:tcPr>
+          <w:p>
+            <w:r/>
+            <w:r>
+              <w:rPr>
+                <w:sz w:val="16"/>
+              </w:rPr>
+              <w:t>robotics</w:t>
+            </w:r>
+          </w:p>
+        </w:tc>
+        <w:tc>
+          <w:tcPr>
+            <w:tcW w:type="dxa" w:w="650"/>
+          </w:tcPr>
+          <w:p>
+            <w:r/>
+            <w:r>
+              <w:rPr>
+                <w:sz w:val="16"/>
+              </w:rPr>
+              <w:t>421</w:t>
+            </w:r>
+          </w:p>
+        </w:tc>
+        <w:tc>
+          <w:tcPr>
+            <w:tcW w:type="dxa" w:w="550"/>
+          </w:tcPr>
+          <w:p>
+            <w:r/>
+            <w:r>
+              <w:rPr>
+                <w:sz w:val="16"/>
+              </w:rPr>
+              <w:t>0.97</w:t>
+            </w:r>
+          </w:p>
+        </w:tc>
+        <w:tc>
+          <w:tcPr>
+            <w:tcW w:type="dxa" w:w="550"/>
+          </w:tcPr>
+          <w:p>
+            <w:r/>
+            <w:r>
+              <w:rPr>
+                <w:sz w:val="16"/>
+              </w:rPr>
+              <w:t>0.96</w:t>
+            </w:r>
+          </w:p>
+        </w:tc>
+        <w:tc>
+          <w:tcPr>
+            <w:tcW w:type="dxa" w:w="550"/>
+          </w:tcPr>
+          <w:p>
+            <w:r/>
+            <w:r>
+              <w:rPr>
+                <w:sz w:val="16"/>
+              </w:rPr>
+              <w:t>0.96</w:t>
+            </w:r>
+          </w:p>
+        </w:tc>
+      </w:tr>
+      <w:tr>
+        <w:tc>
+          <w:tcPr>
+            <w:tcW w:type="dxa" w:w="2150"/>
+          </w:tcPr>
+          <w:p>
+            <w:r/>
+            <w:r>
+              <w:rPr>
+                <w:sz w:val="16"/>
+              </w:rPr>
+              <w:t>token-classification</w:t>
+            </w:r>
+          </w:p>
+        </w:tc>
+        <w:tc>
+          <w:tcPr>
+            <w:tcW w:type="dxa" w:w="650"/>
+          </w:tcPr>
+          <w:p>
+            <w:r/>
+            <w:r>
+              <w:rPr>
+                <w:sz w:val="16"/>
+              </w:rPr>
+              <w:t>394</w:t>
+            </w:r>
+          </w:p>
+        </w:tc>
+        <w:tc>
+          <w:tcPr>
+            <w:tcW w:type="dxa" w:w="550"/>
+          </w:tcPr>
+          <w:p>
+            <w:r/>
+            <w:r>
+              <w:rPr>
+                <w:sz w:val="16"/>
+              </w:rPr>
+              <w:t>0.95</w:t>
+            </w:r>
+          </w:p>
+        </w:tc>
+        <w:tc>
+          <w:tcPr>
+            <w:tcW w:type="dxa" w:w="550"/>
+          </w:tcPr>
+          <w:p>
+            <w:r/>
+            <w:r>
+              <w:rPr>
+                <w:sz w:val="16"/>
+              </w:rPr>
+              <w:t>0.94</w:t>
+            </w:r>
+          </w:p>
+        </w:tc>
+        <w:tc>
+          <w:tcPr>
+            <w:tcW w:type="dxa" w:w="550"/>
+          </w:tcPr>
+          <w:p>
+            <w:r/>
+            <w:r>
+              <w:rPr>
+                <w:sz w:val="16"/>
+              </w:rPr>
+              <w:t>0.96</w:t>
+            </w:r>
+          </w:p>
+        </w:tc>
+      </w:tr>
+      <w:tr>
+        <w:tc>
+          <w:tcPr>
+            <w:tcW w:type="dxa" w:w="2150"/>
+          </w:tcPr>
+          <w:p>
+            <w:r/>
+            <w:r>
+              <w:rPr>
+                <w:sz w:val="16"/>
+              </w:rPr>
+              <w:t>sentence-similarity</w:t>
+            </w:r>
+          </w:p>
+        </w:tc>
+        <w:tc>
+          <w:tcPr>
+            <w:tcW w:type="dxa" w:w="650"/>
+          </w:tcPr>
+          <w:p>
+            <w:r/>
+            <w:r>
+              <w:rPr>
+                <w:sz w:val="16"/>
+              </w:rPr>
+              <w:t>350</w:t>
+            </w:r>
+          </w:p>
+        </w:tc>
+        <w:tc>
+          <w:tcPr>
+            <w:tcW w:type="dxa" w:w="550"/>
+          </w:tcPr>
+          <w:p>
+            <w:r/>
+            <w:r>
+              <w:rPr>
+                <w:sz w:val="16"/>
+              </w:rPr>
+              <w:t>0.98</w:t>
+            </w:r>
+          </w:p>
+        </w:tc>
+        <w:tc>
+          <w:tcPr>
+            <w:tcW w:type="dxa" w:w="550"/>
+          </w:tcPr>
+          <w:p>
+            <w:r/>
+            <w:r>
+              <w:rPr>
+                <w:sz w:val="16"/>
+              </w:rPr>
+              <w:t>0.97</w:t>
+            </w:r>
+          </w:p>
+        </w:tc>
+        <w:tc>
+          <w:tcPr>
+            <w:tcW w:type="dxa" w:w="550"/>
+          </w:tcPr>
+          <w:p>
+            <w:r/>
+            <w:r>
+              <w:rPr>
+                <w:sz w:val="16"/>
+              </w:rPr>
+              <w:t>0.98</w:t>
+            </w:r>
+          </w:p>
+        </w:tc>
+      </w:tr>
+      <w:tr>
+        <w:tc>
+          <w:tcPr>
+            <w:tcW w:type="dxa" w:w="2150"/>
+          </w:tcPr>
+          <w:p>
+            <w:r/>
+            <w:r>
+              <w:rPr>
+                <w:sz w:val="16"/>
+              </w:rPr>
+              <w:t>image-classification</w:t>
+            </w:r>
+          </w:p>
+        </w:tc>
+        <w:tc>
+          <w:tcPr>
+            <w:tcW w:type="dxa" w:w="650"/>
+          </w:tcPr>
+          <w:p>
+            <w:r/>
+            <w:r>
+              <w:rPr>
+                <w:sz w:val="16"/>
+              </w:rPr>
+              <w:t>347</w:t>
+            </w:r>
+          </w:p>
+        </w:tc>
+        <w:tc>
+          <w:tcPr>
+            <w:tcW w:type="dxa" w:w="550"/>
+          </w:tcPr>
+          <w:p>
+            <w:r/>
+            <w:r>
+              <w:rPr>
+                <w:sz w:val="16"/>
+              </w:rPr>
+              <w:t>0.97</w:t>
+            </w:r>
+          </w:p>
+        </w:tc>
+        <w:tc>
+          <w:tcPr>
+            <w:tcW w:type="dxa" w:w="550"/>
+          </w:tcPr>
+          <w:p>
+            <w:r/>
+            <w:r>
+              <w:rPr>
+                <w:sz w:val="16"/>
+              </w:rPr>
+              <w:t>0.96</w:t>
+            </w:r>
+          </w:p>
+        </w:tc>
+        <w:tc>
+          <w:tcPr>
+            <w:tcW w:type="dxa" w:w="550"/>
+          </w:tcPr>
+          <w:p>
+            <w:r/>
+            <w:r>
+              <w:rPr>
+                <w:sz w:val="16"/>
+              </w:rPr>
+              <w:t>0.97</w:t>
+            </w:r>
+          </w:p>
+        </w:tc>
+      </w:tr>
+    </w:tbl>
     <w:p>
       <w:pPr>
         <w:tabs>
@@ -2779,11 +3617,809 @@
       <w:r>
         <w:rPr>
           <w:sz w:val="22"/>
-          <w:szCs w:val="22"/>
-        </w:rPr>
-        <w:t xml:space="preserve">The models were evaluated at 25%, 50%, 75%, and 100% of training data on the same test set per iteration. We observed the baseline outperformed both RoBERTa and ModernBERT at 25% of training data. It continued to outperform RoBERTa until we trained on 100% of the training set. ModernBERT had the highest macro-F1 score for the 50% - 100% training size experiments. The smaller training set size runs showed overfitting of the results when we analyzed the per class F1-scores per data scaling iteration. As shown in Figure 1 above, pipeline tag image-text-to-text showed consistently worse performance across the entire training set size and was below 0.8 at 25% of the training size. When we checked per-class F1 scores across the transformer models per training fraction, we see the individual pipeline tag performance increase and show improvement among the most confused pipeline tag labels. </w:t>
-      </w:r>
-    </w:p>
+        </w:rPr>
+        <w:t>The models were evaluated at 25%, 50%, 75%, and 100% of training data on the same test set per iteration. We observed the baseline outperformed both RoBERTa and ModernBERT at 25% of training data. It continued to outperform RoBERTa until we trained on 100% of the training set. ModernBERT had the highest macro-F1 score for the 50% - 100% training size experiments. The smaller training set size runs showed overfitting of the results when we analyzed the per class F1-scores per data scaling iteration. As shown in Figure 1 above, pipeline tag image-text-to-text showed consistently worse performance across the entire training set size and was below 0.8 at 25% of the training size. When we checked per-class F1 scores across the transformer models per training fraction, we see the individual pipeline tag performance increase and show improvement among the most confused pipeline tag labels.  Table 3 reports the exact accuracy and macro-F1 at each training fraction for all three models. ModernBERT overtook the baseline once training data reached 50% (macro-F1 0.953 vs. 0.947), while RoBERTa did not close the gap with the baseline until 100% of training data was used (0.954 vs. 0.952), consistent with the baseline's lower data requirement to reach strong performance on this task, and the transformer models' larger capacity paying off only once enough labeled data was available to fine-tune on.</w:t>
+      </w:r>
+    </w:p>
+    <w:p>
+      <w:pPr>
+        <w:tabs>
+          <w:tab w:val="left" w:pos="216"/>
+        </w:tabs>
+        <w:ind w:left="288" w:right="15"/>
+        <w:jc w:val="left"/>
+        <w:rPr>
+          <w:sz w:val="22"/>
+          <w:szCs w:val="22"/>
+        </w:rPr>
+      </w:pPr>
+      <w:r>
+        <w:rPr>
+          <w:sz w:val="22"/>
+        </w:rPr>
+        <w:t>Table 3: Data-Scaling Ablation Results by Model and Training Fraction</w:t>
+      </w:r>
+    </w:p>
+    <w:tbl>
+      <w:tblPr>
+        <w:tblW w:type="dxa" w:w="4450"/>
+        <w:jc w:val="center"/>
+        <w:tblBorders>
+          <w:top w:val="single" w:sz="4" w:space="0" w:color="000000"/>
+          <w:left w:val="single" w:sz="4" w:space="0" w:color="000000"/>
+          <w:bottom w:val="single" w:sz="4" w:space="0" w:color="000000"/>
+          <w:right w:val="single" w:sz="4" w:space="0" w:color="000000"/>
+          <w:insideH w:val="single" w:sz="4" w:space="0" w:color="000000"/>
+          <w:insideV w:val="single" w:sz="4" w:space="0" w:color="000000"/>
+        </w:tblBorders>
+        <w:tblLayout w:type="fixed"/>
+        <w:tblLook w:firstColumn="1" w:firstRow="1" w:lastColumn="0" w:lastRow="0" w:noHBand="0" w:noVBand="1" w:val="04A0"/>
+      </w:tblPr>
+      <w:tblGrid>
+        <w:gridCol w:w="1550"/>
+        <w:gridCol w:w="900"/>
+        <w:gridCol w:w="1000"/>
+        <w:gridCol w:w="1000"/>
+      </w:tblGrid>
+      <w:tr>
+        <w:tc>
+          <w:tcPr>
+            <w:tcW w:type="dxa" w:w="1550"/>
+          </w:tcPr>
+          <w:p>
+            <w:r/>
+            <w:r>
+              <w:rPr>
+                <w:b/>
+                <w:sz w:val="16"/>
+              </w:rPr>
+              <w:t>Model</w:t>
+            </w:r>
+          </w:p>
+        </w:tc>
+        <w:tc>
+          <w:tcPr>
+            <w:tcW w:type="dxa" w:w="900"/>
+          </w:tcPr>
+          <w:p>
+            <w:r/>
+            <w:r>
+              <w:rPr>
+                <w:b/>
+                <w:sz w:val="16"/>
+              </w:rPr>
+              <w:t>Fraction</w:t>
+            </w:r>
+          </w:p>
+        </w:tc>
+        <w:tc>
+          <w:tcPr>
+            <w:tcW w:type="dxa" w:w="1000"/>
+          </w:tcPr>
+          <w:p>
+            <w:r/>
+            <w:r>
+              <w:rPr>
+                <w:b/>
+                <w:sz w:val="16"/>
+              </w:rPr>
+              <w:t>Accuracy</w:t>
+            </w:r>
+          </w:p>
+        </w:tc>
+        <w:tc>
+          <w:tcPr>
+            <w:tcW w:type="dxa" w:w="1000"/>
+          </w:tcPr>
+          <w:p>
+            <w:r/>
+            <w:r>
+              <w:rPr>
+                <w:b/>
+                <w:sz w:val="16"/>
+              </w:rPr>
+              <w:t>Macro-F1</w:t>
+            </w:r>
+          </w:p>
+        </w:tc>
+      </w:tr>
+      <w:tr>
+        <w:tc>
+          <w:tcPr>
+            <w:tcW w:type="dxa" w:w="1550"/>
+          </w:tcPr>
+          <w:p>
+            <w:r/>
+            <w:r>
+              <w:rPr>
+                <w:sz w:val="16"/>
+              </w:rPr>
+              <w:t>TF-IDF + LR</w:t>
+            </w:r>
+          </w:p>
+        </w:tc>
+        <w:tc>
+          <w:tcPr>
+            <w:tcW w:type="dxa" w:w="900"/>
+          </w:tcPr>
+          <w:p>
+            <w:r/>
+            <w:r>
+              <w:rPr>
+                <w:sz w:val="16"/>
+              </w:rPr>
+              <w:t>25%</w:t>
+            </w:r>
+          </w:p>
+        </w:tc>
+        <w:tc>
+          <w:tcPr>
+            <w:tcW w:type="dxa" w:w="1000"/>
+          </w:tcPr>
+          <w:p>
+            <w:r/>
+            <w:r>
+              <w:rPr>
+                <w:sz w:val="16"/>
+              </w:rPr>
+              <w:t>93.28%</w:t>
+            </w:r>
+          </w:p>
+        </w:tc>
+        <w:tc>
+          <w:tcPr>
+            <w:tcW w:type="dxa" w:w="1000"/>
+          </w:tcPr>
+          <w:p>
+            <w:r/>
+            <w:r>
+              <w:rPr>
+                <w:sz w:val="16"/>
+              </w:rPr>
+              <w:t>0.9398</w:t>
+            </w:r>
+          </w:p>
+        </w:tc>
+      </w:tr>
+      <w:tr>
+        <w:tc>
+          <w:tcPr>
+            <w:tcW w:type="dxa" w:w="1550"/>
+          </w:tcPr>
+          <w:p>
+            <w:r/>
+            <w:r>
+              <w:rPr>
+                <w:sz w:val="16"/>
+              </w:rPr>
+              <w:t>TF-IDF + LR</w:t>
+            </w:r>
+          </w:p>
+        </w:tc>
+        <w:tc>
+          <w:tcPr>
+            <w:tcW w:type="dxa" w:w="900"/>
+          </w:tcPr>
+          <w:p>
+            <w:r/>
+            <w:r>
+              <w:rPr>
+                <w:sz w:val="16"/>
+              </w:rPr>
+              <w:t>50%</w:t>
+            </w:r>
+          </w:p>
+        </w:tc>
+        <w:tc>
+          <w:tcPr>
+            <w:tcW w:type="dxa" w:w="1000"/>
+          </w:tcPr>
+          <w:p>
+            <w:r/>
+            <w:r>
+              <w:rPr>
+                <w:sz w:val="16"/>
+              </w:rPr>
+              <w:t>94.02%</w:t>
+            </w:r>
+          </w:p>
+        </w:tc>
+        <w:tc>
+          <w:tcPr>
+            <w:tcW w:type="dxa" w:w="1000"/>
+          </w:tcPr>
+          <w:p>
+            <w:r/>
+            <w:r>
+              <w:rPr>
+                <w:sz w:val="16"/>
+              </w:rPr>
+              <w:t>0.9467</w:t>
+            </w:r>
+          </w:p>
+        </w:tc>
+      </w:tr>
+      <w:tr>
+        <w:tc>
+          <w:tcPr>
+            <w:tcW w:type="dxa" w:w="1550"/>
+          </w:tcPr>
+          <w:p>
+            <w:r/>
+            <w:r>
+              <w:rPr>
+                <w:sz w:val="16"/>
+              </w:rPr>
+              <w:t>TF-IDF + LR</w:t>
+            </w:r>
+          </w:p>
+        </w:tc>
+        <w:tc>
+          <w:tcPr>
+            <w:tcW w:type="dxa" w:w="900"/>
+          </w:tcPr>
+          <w:p>
+            <w:r/>
+            <w:r>
+              <w:rPr>
+                <w:sz w:val="16"/>
+              </w:rPr>
+              <w:t>75%</w:t>
+            </w:r>
+          </w:p>
+        </w:tc>
+        <w:tc>
+          <w:tcPr>
+            <w:tcW w:type="dxa" w:w="1000"/>
+          </w:tcPr>
+          <w:p>
+            <w:r/>
+            <w:r>
+              <w:rPr>
+                <w:sz w:val="16"/>
+              </w:rPr>
+              <w:t>94.58%</w:t>
+            </w:r>
+          </w:p>
+        </w:tc>
+        <w:tc>
+          <w:tcPr>
+            <w:tcW w:type="dxa" w:w="1000"/>
+          </w:tcPr>
+          <w:p>
+            <w:r/>
+            <w:r>
+              <w:rPr>
+                <w:sz w:val="16"/>
+              </w:rPr>
+              <w:t>0.9506</w:t>
+            </w:r>
+          </w:p>
+        </w:tc>
+      </w:tr>
+      <w:tr>
+        <w:tc>
+          <w:tcPr>
+            <w:tcW w:type="dxa" w:w="1550"/>
+          </w:tcPr>
+          <w:p>
+            <w:r/>
+            <w:r>
+              <w:rPr>
+                <w:sz w:val="16"/>
+              </w:rPr>
+              <w:t>TF-IDF + LR</w:t>
+            </w:r>
+          </w:p>
+        </w:tc>
+        <w:tc>
+          <w:tcPr>
+            <w:tcW w:type="dxa" w:w="900"/>
+          </w:tcPr>
+          <w:p>
+            <w:r/>
+            <w:r>
+              <w:rPr>
+                <w:sz w:val="16"/>
+              </w:rPr>
+              <w:t>100%</w:t>
+            </w:r>
+          </w:p>
+        </w:tc>
+        <w:tc>
+          <w:tcPr>
+            <w:tcW w:type="dxa" w:w="1000"/>
+          </w:tcPr>
+          <w:p>
+            <w:r/>
+            <w:r>
+              <w:rPr>
+                <w:sz w:val="16"/>
+              </w:rPr>
+              <w:t>94.68%</w:t>
+            </w:r>
+          </w:p>
+        </w:tc>
+        <w:tc>
+          <w:tcPr>
+            <w:tcW w:type="dxa" w:w="1000"/>
+          </w:tcPr>
+          <w:p>
+            <w:r/>
+            <w:r>
+              <w:rPr>
+                <w:sz w:val="16"/>
+              </w:rPr>
+              <w:t>0.9523</w:t>
+            </w:r>
+          </w:p>
+        </w:tc>
+      </w:tr>
+      <w:tr>
+        <w:tc>
+          <w:tcPr>
+            <w:tcW w:type="dxa" w:w="1550"/>
+          </w:tcPr>
+          <w:p>
+            <w:r/>
+            <w:r>
+              <w:rPr>
+                <w:sz w:val="16"/>
+              </w:rPr>
+              <w:t>RoBERTa-base</w:t>
+            </w:r>
+          </w:p>
+        </w:tc>
+        <w:tc>
+          <w:tcPr>
+            <w:tcW w:type="dxa" w:w="900"/>
+          </w:tcPr>
+          <w:p>
+            <w:r/>
+            <w:r>
+              <w:rPr>
+                <w:sz w:val="16"/>
+              </w:rPr>
+              <w:t>25%</w:t>
+            </w:r>
+          </w:p>
+        </w:tc>
+        <w:tc>
+          <w:tcPr>
+            <w:tcW w:type="dxa" w:w="1000"/>
+          </w:tcPr>
+          <w:p>
+            <w:r/>
+            <w:r>
+              <w:rPr>
+                <w:sz w:val="16"/>
+              </w:rPr>
+              <w:t>92.67%</w:t>
+            </w:r>
+          </w:p>
+        </w:tc>
+        <w:tc>
+          <w:tcPr>
+            <w:tcW w:type="dxa" w:w="1000"/>
+          </w:tcPr>
+          <w:p>
+            <w:r/>
+            <w:r>
+              <w:rPr>
+                <w:sz w:val="16"/>
+              </w:rPr>
+              <w:t>0.9160</w:t>
+            </w:r>
+          </w:p>
+        </w:tc>
+      </w:tr>
+      <w:tr>
+        <w:tc>
+          <w:tcPr>
+            <w:tcW w:type="dxa" w:w="1550"/>
+          </w:tcPr>
+          <w:p>
+            <w:r/>
+            <w:r>
+              <w:rPr>
+                <w:sz w:val="16"/>
+              </w:rPr>
+              <w:t>RoBERTa-base</w:t>
+            </w:r>
+          </w:p>
+        </w:tc>
+        <w:tc>
+          <w:tcPr>
+            <w:tcW w:type="dxa" w:w="900"/>
+          </w:tcPr>
+          <w:p>
+            <w:r/>
+            <w:r>
+              <w:rPr>
+                <w:sz w:val="16"/>
+              </w:rPr>
+              <w:t>50%</w:t>
+            </w:r>
+          </w:p>
+        </w:tc>
+        <w:tc>
+          <w:tcPr>
+            <w:tcW w:type="dxa" w:w="1000"/>
+          </w:tcPr>
+          <w:p>
+            <w:r/>
+            <w:r>
+              <w:rPr>
+                <w:sz w:val="16"/>
+              </w:rPr>
+              <w:t>94.17%</w:t>
+            </w:r>
+          </w:p>
+        </w:tc>
+        <w:tc>
+          <w:tcPr>
+            <w:tcW w:type="dxa" w:w="1000"/>
+          </w:tcPr>
+          <w:p>
+            <w:r/>
+            <w:r>
+              <w:rPr>
+                <w:sz w:val="16"/>
+              </w:rPr>
+              <w:t>0.9360</w:t>
+            </w:r>
+          </w:p>
+        </w:tc>
+      </w:tr>
+      <w:tr>
+        <w:tc>
+          <w:tcPr>
+            <w:tcW w:type="dxa" w:w="1550"/>
+          </w:tcPr>
+          <w:p>
+            <w:r/>
+            <w:r>
+              <w:rPr>
+                <w:sz w:val="16"/>
+              </w:rPr>
+              <w:t>RoBERTa-base</w:t>
+            </w:r>
+          </w:p>
+        </w:tc>
+        <w:tc>
+          <w:tcPr>
+            <w:tcW w:type="dxa" w:w="900"/>
+          </w:tcPr>
+          <w:p>
+            <w:r/>
+            <w:r>
+              <w:rPr>
+                <w:sz w:val="16"/>
+              </w:rPr>
+              <w:t>75%</w:t>
+            </w:r>
+          </w:p>
+        </w:tc>
+        <w:tc>
+          <w:tcPr>
+            <w:tcW w:type="dxa" w:w="1000"/>
+          </w:tcPr>
+          <w:p>
+            <w:r/>
+            <w:r>
+              <w:rPr>
+                <w:sz w:val="16"/>
+              </w:rPr>
+              <w:t>95.23%</w:t>
+            </w:r>
+          </w:p>
+        </w:tc>
+        <w:tc>
+          <w:tcPr>
+            <w:tcW w:type="dxa" w:w="1000"/>
+          </w:tcPr>
+          <w:p>
+            <w:r/>
+            <w:r>
+              <w:rPr>
+                <w:sz w:val="16"/>
+              </w:rPr>
+              <w:t>0.9493</w:t>
+            </w:r>
+          </w:p>
+        </w:tc>
+      </w:tr>
+      <w:tr>
+        <w:tc>
+          <w:tcPr>
+            <w:tcW w:type="dxa" w:w="1550"/>
+          </w:tcPr>
+          <w:p>
+            <w:r/>
+            <w:r>
+              <w:rPr>
+                <w:sz w:val="16"/>
+              </w:rPr>
+              <w:t>RoBERTa-base</w:t>
+            </w:r>
+          </w:p>
+        </w:tc>
+        <w:tc>
+          <w:tcPr>
+            <w:tcW w:type="dxa" w:w="900"/>
+          </w:tcPr>
+          <w:p>
+            <w:r/>
+            <w:r>
+              <w:rPr>
+                <w:sz w:val="16"/>
+              </w:rPr>
+              <w:t>100%</w:t>
+            </w:r>
+          </w:p>
+        </w:tc>
+        <w:tc>
+          <w:tcPr>
+            <w:tcW w:type="dxa" w:w="1000"/>
+          </w:tcPr>
+          <w:p>
+            <w:r/>
+            <w:r>
+              <w:rPr>
+                <w:sz w:val="16"/>
+              </w:rPr>
+              <w:t>95.58%</w:t>
+            </w:r>
+          </w:p>
+        </w:tc>
+        <w:tc>
+          <w:tcPr>
+            <w:tcW w:type="dxa" w:w="1000"/>
+          </w:tcPr>
+          <w:p>
+            <w:r/>
+            <w:r>
+              <w:rPr>
+                <w:sz w:val="16"/>
+              </w:rPr>
+              <w:t>0.9538</w:t>
+            </w:r>
+          </w:p>
+        </w:tc>
+      </w:tr>
+      <w:tr>
+        <w:tc>
+          <w:tcPr>
+            <w:tcW w:type="dxa" w:w="1550"/>
+          </w:tcPr>
+          <w:p>
+            <w:r/>
+            <w:r>
+              <w:rPr>
+                <w:sz w:val="16"/>
+              </w:rPr>
+              <w:t>ModernBERT</w:t>
+            </w:r>
+          </w:p>
+        </w:tc>
+        <w:tc>
+          <w:tcPr>
+            <w:tcW w:type="dxa" w:w="900"/>
+          </w:tcPr>
+          <w:p>
+            <w:r/>
+            <w:r>
+              <w:rPr>
+                <w:sz w:val="16"/>
+              </w:rPr>
+              <w:t>25%</w:t>
+            </w:r>
+          </w:p>
+        </w:tc>
+        <w:tc>
+          <w:tcPr>
+            <w:tcW w:type="dxa" w:w="1000"/>
+          </w:tcPr>
+          <w:p>
+            <w:r/>
+            <w:r>
+              <w:rPr>
+                <w:sz w:val="16"/>
+              </w:rPr>
+              <w:t>93.78%</w:t>
+            </w:r>
+          </w:p>
+        </w:tc>
+        <w:tc>
+          <w:tcPr>
+            <w:tcW w:type="dxa" w:w="1000"/>
+          </w:tcPr>
+          <w:p>
+            <w:r/>
+            <w:r>
+              <w:rPr>
+                <w:sz w:val="16"/>
+              </w:rPr>
+              <w:t>0.9308</w:t>
+            </w:r>
+          </w:p>
+        </w:tc>
+      </w:tr>
+      <w:tr>
+        <w:tc>
+          <w:tcPr>
+            <w:tcW w:type="dxa" w:w="1550"/>
+          </w:tcPr>
+          <w:p>
+            <w:r/>
+            <w:r>
+              <w:rPr>
+                <w:sz w:val="16"/>
+              </w:rPr>
+              <w:t>ModernBERT</w:t>
+            </w:r>
+          </w:p>
+        </w:tc>
+        <w:tc>
+          <w:tcPr>
+            <w:tcW w:type="dxa" w:w="900"/>
+          </w:tcPr>
+          <w:p>
+            <w:r/>
+            <w:r>
+              <w:rPr>
+                <w:sz w:val="16"/>
+              </w:rPr>
+              <w:t>50%</w:t>
+            </w:r>
+          </w:p>
+        </w:tc>
+        <w:tc>
+          <w:tcPr>
+            <w:tcW w:type="dxa" w:w="1000"/>
+          </w:tcPr>
+          <w:p>
+            <w:r/>
+            <w:r>
+              <w:rPr>
+                <w:sz w:val="16"/>
+              </w:rPr>
+              <w:t>95.53%</w:t>
+            </w:r>
+          </w:p>
+        </w:tc>
+        <w:tc>
+          <w:tcPr>
+            <w:tcW w:type="dxa" w:w="1000"/>
+          </w:tcPr>
+          <w:p>
+            <w:r/>
+            <w:r>
+              <w:rPr>
+                <w:sz w:val="16"/>
+              </w:rPr>
+              <w:t>0.9527</w:t>
+            </w:r>
+          </w:p>
+        </w:tc>
+      </w:tr>
+      <w:tr>
+        <w:tc>
+          <w:tcPr>
+            <w:tcW w:type="dxa" w:w="1550"/>
+          </w:tcPr>
+          <w:p>
+            <w:r/>
+            <w:r>
+              <w:rPr>
+                <w:sz w:val="16"/>
+              </w:rPr>
+              <w:t>ModernBERT</w:t>
+            </w:r>
+          </w:p>
+        </w:tc>
+        <w:tc>
+          <w:tcPr>
+            <w:tcW w:type="dxa" w:w="900"/>
+          </w:tcPr>
+          <w:p>
+            <w:r/>
+            <w:r>
+              <w:rPr>
+                <w:sz w:val="16"/>
+              </w:rPr>
+              <w:t>75%</w:t>
+            </w:r>
+          </w:p>
+        </w:tc>
+        <w:tc>
+          <w:tcPr>
+            <w:tcW w:type="dxa" w:w="1000"/>
+          </w:tcPr>
+          <w:p>
+            <w:r/>
+            <w:r>
+              <w:rPr>
+                <w:sz w:val="16"/>
+              </w:rPr>
+              <w:t>95.98%</w:t>
+            </w:r>
+          </w:p>
+        </w:tc>
+        <w:tc>
+          <w:tcPr>
+            <w:tcW w:type="dxa" w:w="1000"/>
+          </w:tcPr>
+          <w:p>
+            <w:r/>
+            <w:r>
+              <w:rPr>
+                <w:sz w:val="16"/>
+              </w:rPr>
+              <w:t>0.9587</w:t>
+            </w:r>
+          </w:p>
+        </w:tc>
+      </w:tr>
+      <w:tr>
+        <w:tc>
+          <w:tcPr>
+            <w:tcW w:type="dxa" w:w="1550"/>
+          </w:tcPr>
+          <w:p>
+            <w:r/>
+            <w:r>
+              <w:rPr>
+                <w:sz w:val="16"/>
+              </w:rPr>
+              <w:t>ModernBERT</w:t>
+            </w:r>
+          </w:p>
+        </w:tc>
+        <w:tc>
+          <w:tcPr>
+            <w:tcW w:type="dxa" w:w="900"/>
+          </w:tcPr>
+          <w:p>
+            <w:r/>
+            <w:r>
+              <w:rPr>
+                <w:sz w:val="16"/>
+              </w:rPr>
+              <w:t>100%</w:t>
+            </w:r>
+          </w:p>
+        </w:tc>
+        <w:tc>
+          <w:tcPr>
+            <w:tcW w:type="dxa" w:w="1000"/>
+          </w:tcPr>
+          <w:p>
+            <w:r/>
+            <w:r>
+              <w:rPr>
+                <w:sz w:val="16"/>
+              </w:rPr>
+              <w:t>96.54%</w:t>
+            </w:r>
+          </w:p>
+        </w:tc>
+        <w:tc>
+          <w:tcPr>
+            <w:tcW w:type="dxa" w:w="1000"/>
+          </w:tcPr>
+          <w:p>
+            <w:r/>
+            <w:r>
+              <w:rPr>
+                <w:sz w:val="16"/>
+              </w:rPr>
+              <w:t>0.9637</w:t>
+            </w:r>
+          </w:p>
+        </w:tc>
+      </w:tr>
+    </w:tbl>
     <w:p>
       <w:pPr>
         <w:tabs>
@@ -3904,15 +5540,6 @@
     <w:p>
       <w:pPr>
         <w:jc w:val="left"/>
-        <w:sectPr>
-          <w:type w:val="continuous"/>
-          <w:pgSz w:w="11909" w:h="16834"/>
-          <w:pgMar w:top="1440" w:right="1440" w:bottom="1440" w:left="1440" w:header="720" w:footer="720" w:gutter="0"/>
-          <w:cols w:num="2" w:space="720" w:equalWidth="0">
-            <w:col w:w="4326" w:space="372"/>
-            <w:col w:w="4326" w:space="0"/>
-          </w:cols>
-        </w:sectPr>
       </w:pPr>
       <w:r>
         <w:rPr>
@@ -5005,6 +6632,837 @@
                 <w:sz w:val="18"/>
               </w:rPr>
               <w:t>85.3%</w:t>
+            </w:r>
+          </w:p>
+        </w:tc>
+      </w:tr>
+    </w:tbl>
+    <w:p>
+      <w:pPr>
+        <w:jc w:val="left"/>
+      </w:pPr>
+      <w:r>
+        <w:rPr>
+          <w:sz w:val="22"/>
+        </w:rPr>
+        <w:t>[4] Per-Class Precision, Recall, and F1 Score by Model (Test Set, n = 14,500, 100% Training Data):</w:t>
+      </w:r>
+    </w:p>
+    <w:tbl>
+      <w:tblPr>
+        <w:tblW w:type="dxa" w:w="9100"/>
+        <w:jc w:val="center"/>
+        <w:tblBorders>
+          <w:top w:val="single" w:sz="4" w:space="0" w:color="000000"/>
+          <w:left w:val="single" w:sz="4" w:space="0" w:color="000000"/>
+          <w:bottom w:val="single" w:sz="4" w:space="0" w:color="000000"/>
+          <w:right w:val="single" w:sz="4" w:space="0" w:color="000000"/>
+          <w:insideH w:val="single" w:sz="4" w:space="0" w:color="000000"/>
+          <w:insideV w:val="single" w:sz="4" w:space="0" w:color="000000"/>
+        </w:tblBorders>
+        <w:tblLayout w:type="fixed"/>
+        <w:tblLook w:firstColumn="1" w:firstRow="1" w:lastColumn="0" w:lastRow="0" w:noHBand="0" w:noVBand="1" w:val="04A0"/>
+      </w:tblPr>
+      <w:tblGrid>
+        <w:gridCol w:w="2200"/>
+        <w:gridCol w:w="800"/>
+        <w:gridCol w:w="2000"/>
+        <w:gridCol w:w="2000"/>
+        <w:gridCol w:w="2100"/>
+      </w:tblGrid>
+      <w:tr>
+        <w:tc>
+          <w:tcPr>
+            <w:tcW w:type="dxa" w:w="2200"/>
+          </w:tcPr>
+          <w:p>
+            <w:r/>
+            <w:r>
+              <w:rPr>
+                <w:b/>
+                <w:sz w:val="18"/>
+              </w:rPr>
+              <w:t>Pipeline Tag</w:t>
+            </w:r>
+          </w:p>
+        </w:tc>
+        <w:tc>
+          <w:tcPr>
+            <w:tcW w:type="dxa" w:w="800"/>
+          </w:tcPr>
+          <w:p>
+            <w:r/>
+            <w:r>
+              <w:rPr>
+                <w:b/>
+                <w:sz w:val="18"/>
+              </w:rPr>
+              <w:t>Support</w:t>
+            </w:r>
+          </w:p>
+        </w:tc>
+        <w:tc>
+          <w:tcPr>
+            <w:tcW w:type="dxa" w:w="2000"/>
+          </w:tcPr>
+          <w:p>
+            <w:r/>
+            <w:r>
+              <w:rPr>
+                <w:b/>
+                <w:sz w:val="18"/>
+              </w:rPr>
+              <w:t>Baseline P / R / F1</w:t>
+            </w:r>
+          </w:p>
+        </w:tc>
+        <w:tc>
+          <w:tcPr>
+            <w:tcW w:type="dxa" w:w="2000"/>
+          </w:tcPr>
+          <w:p>
+            <w:r/>
+            <w:r>
+              <w:rPr>
+                <w:b/>
+                <w:sz w:val="18"/>
+              </w:rPr>
+              <w:t>RoBERTa P / R / F1</w:t>
+            </w:r>
+          </w:p>
+        </w:tc>
+        <w:tc>
+          <w:tcPr>
+            <w:tcW w:type="dxa" w:w="2100"/>
+          </w:tcPr>
+          <w:p>
+            <w:r/>
+            <w:r>
+              <w:rPr>
+                <w:b/>
+                <w:sz w:val="18"/>
+              </w:rPr>
+              <w:t>ModernBERT P / R / F1</w:t>
+            </w:r>
+          </w:p>
+        </w:tc>
+      </w:tr>
+      <w:tr>
+        <w:tc>
+          <w:tcPr>
+            <w:tcW w:type="dxa" w:w="2200"/>
+          </w:tcPr>
+          <w:p>
+            <w:r/>
+            <w:r>
+              <w:rPr>
+                <w:sz w:val="18"/>
+              </w:rPr>
+              <w:t>text-generation</w:t>
+            </w:r>
+          </w:p>
+        </w:tc>
+        <w:tc>
+          <w:tcPr>
+            <w:tcW w:type="dxa" w:w="800"/>
+          </w:tcPr>
+          <w:p>
+            <w:r/>
+            <w:r>
+              <w:rPr>
+                <w:sz w:val="18"/>
+              </w:rPr>
+              <w:t>6,810</w:t>
+            </w:r>
+          </w:p>
+        </w:tc>
+        <w:tc>
+          <w:tcPr>
+            <w:tcW w:type="dxa" w:w="2000"/>
+          </w:tcPr>
+          <w:p>
+            <w:r/>
+            <w:r>
+              <w:rPr>
+                <w:sz w:val="18"/>
+              </w:rPr>
+              <w:t>0.98 / 0.92 / 0.95</w:t>
+            </w:r>
+          </w:p>
+        </w:tc>
+        <w:tc>
+          <w:tcPr>
+            <w:tcW w:type="dxa" w:w="2000"/>
+          </w:tcPr>
+          <w:p>
+            <w:r/>
+            <w:r>
+              <w:rPr>
+                <w:sz w:val="18"/>
+              </w:rPr>
+              <w:t>0.96 / 0.96 / 0.96</w:t>
+            </w:r>
+          </w:p>
+        </w:tc>
+        <w:tc>
+          <w:tcPr>
+            <w:tcW w:type="dxa" w:w="2100"/>
+          </w:tcPr>
+          <w:p>
+            <w:r/>
+            <w:r>
+              <w:rPr>
+                <w:sz w:val="18"/>
+              </w:rPr>
+              <w:t>0.96 / 0.97 / 0.97</w:t>
+            </w:r>
+          </w:p>
+        </w:tc>
+      </w:tr>
+      <w:tr>
+        <w:tc>
+          <w:tcPr>
+            <w:tcW w:type="dxa" w:w="2200"/>
+          </w:tcPr>
+          <w:p>
+            <w:r/>
+            <w:r>
+              <w:rPr>
+                <w:sz w:val="18"/>
+              </w:rPr>
+              <w:t>text-to-image</w:t>
+            </w:r>
+          </w:p>
+        </w:tc>
+        <w:tc>
+          <w:tcPr>
+            <w:tcW w:type="dxa" w:w="800"/>
+          </w:tcPr>
+          <w:p>
+            <w:r/>
+            <w:r>
+              <w:rPr>
+                <w:sz w:val="18"/>
+              </w:rPr>
+              <w:t>2,299</w:t>
+            </w:r>
+          </w:p>
+        </w:tc>
+        <w:tc>
+          <w:tcPr>
+            <w:tcW w:type="dxa" w:w="2000"/>
+          </w:tcPr>
+          <w:p>
+            <w:r/>
+            <w:r>
+              <w:rPr>
+                <w:sz w:val="18"/>
+              </w:rPr>
+              <w:t>1.00 / 0.99 / 1.00</w:t>
+            </w:r>
+          </w:p>
+        </w:tc>
+        <w:tc>
+          <w:tcPr>
+            <w:tcW w:type="dxa" w:w="2000"/>
+          </w:tcPr>
+          <w:p>
+            <w:r/>
+            <w:r>
+              <w:rPr>
+                <w:sz w:val="18"/>
+              </w:rPr>
+              <w:t>0.99 / 0.99 / 0.99</w:t>
+            </w:r>
+          </w:p>
+        </w:tc>
+        <w:tc>
+          <w:tcPr>
+            <w:tcW w:type="dxa" w:w="2100"/>
+          </w:tcPr>
+          <w:p>
+            <w:r/>
+            <w:r>
+              <w:rPr>
+                <w:sz w:val="18"/>
+              </w:rPr>
+              <w:t>1.00 / 1.00 / 1.00</w:t>
+            </w:r>
+          </w:p>
+        </w:tc>
+      </w:tr>
+      <w:tr>
+        <w:tc>
+          <w:tcPr>
+            <w:tcW w:type="dxa" w:w="2200"/>
+          </w:tcPr>
+          <w:p>
+            <w:r/>
+            <w:r>
+              <w:rPr>
+                <w:sz w:val="18"/>
+              </w:rPr>
+              <w:t>image-text-to-text</w:t>
+            </w:r>
+          </w:p>
+        </w:tc>
+        <w:tc>
+          <w:tcPr>
+            <w:tcW w:type="dxa" w:w="800"/>
+          </w:tcPr>
+          <w:p>
+            <w:r/>
+            <w:r>
+              <w:rPr>
+                <w:sz w:val="18"/>
+              </w:rPr>
+              <w:t>1,288</w:t>
+            </w:r>
+          </w:p>
+        </w:tc>
+        <w:tc>
+          <w:tcPr>
+            <w:tcW w:type="dxa" w:w="2000"/>
+          </w:tcPr>
+          <w:p>
+            <w:r/>
+            <w:r>
+              <w:rPr>
+                <w:sz w:val="18"/>
+              </w:rPr>
+              <w:t>0.74 / 0.92 / 0.82</w:t>
+            </w:r>
+          </w:p>
+        </w:tc>
+        <w:tc>
+          <w:tcPr>
+            <w:tcW w:type="dxa" w:w="2000"/>
+          </w:tcPr>
+          <w:p>
+            <w:r/>
+            <w:r>
+              <w:rPr>
+                <w:sz w:val="18"/>
+              </w:rPr>
+              <w:t>0.82 / 0.86 / 0.84</w:t>
+            </w:r>
+          </w:p>
+        </w:tc>
+        <w:tc>
+          <w:tcPr>
+            <w:tcW w:type="dxa" w:w="2100"/>
+          </w:tcPr>
+          <w:p>
+            <w:r/>
+            <w:r>
+              <w:rPr>
+                <w:sz w:val="18"/>
+              </w:rPr>
+              <w:t>0.89 / 0.86 / 0.87</w:t>
+            </w:r>
+          </w:p>
+        </w:tc>
+      </w:tr>
+      <w:tr>
+        <w:tc>
+          <w:tcPr>
+            <w:tcW w:type="dxa" w:w="2200"/>
+          </w:tcPr>
+          <w:p>
+            <w:r/>
+            <w:r>
+              <w:rPr>
+                <w:sz w:val="18"/>
+              </w:rPr>
+              <w:t>text-classification</w:t>
+            </w:r>
+          </w:p>
+        </w:tc>
+        <w:tc>
+          <w:tcPr>
+            <w:tcW w:type="dxa" w:w="800"/>
+          </w:tcPr>
+          <w:p>
+            <w:r/>
+            <w:r>
+              <w:rPr>
+                <w:sz w:val="18"/>
+              </w:rPr>
+              <w:t>1,095</w:t>
+            </w:r>
+          </w:p>
+        </w:tc>
+        <w:tc>
+          <w:tcPr>
+            <w:tcW w:type="dxa" w:w="2000"/>
+          </w:tcPr>
+          <w:p>
+            <w:r/>
+            <w:r>
+              <w:rPr>
+                <w:sz w:val="18"/>
+              </w:rPr>
+              <w:t>0.90 / 0.95 / 0.92</w:t>
+            </w:r>
+          </w:p>
+        </w:tc>
+        <w:tc>
+          <w:tcPr>
+            <w:tcW w:type="dxa" w:w="2000"/>
+          </w:tcPr>
+          <w:p>
+            <w:r/>
+            <w:r>
+              <w:rPr>
+                <w:sz w:val="18"/>
+              </w:rPr>
+              <w:t>0.95 / 0.94 / 0.94</w:t>
+            </w:r>
+          </w:p>
+        </w:tc>
+        <w:tc>
+          <w:tcPr>
+            <w:tcW w:type="dxa" w:w="2100"/>
+          </w:tcPr>
+          <w:p>
+            <w:r/>
+            <w:r>
+              <w:rPr>
+                <w:sz w:val="18"/>
+              </w:rPr>
+              <w:t>0.97 / 0.95 / 0.96</w:t>
+            </w:r>
+          </w:p>
+        </w:tc>
+      </w:tr>
+      <w:tr>
+        <w:tc>
+          <w:tcPr>
+            <w:tcW w:type="dxa" w:w="2200"/>
+          </w:tcPr>
+          <w:p>
+            <w:r/>
+            <w:r>
+              <w:rPr>
+                <w:sz w:val="18"/>
+              </w:rPr>
+              <w:t>translation</w:t>
+            </w:r>
+          </w:p>
+        </w:tc>
+        <w:tc>
+          <w:tcPr>
+            <w:tcW w:type="dxa" w:w="800"/>
+          </w:tcPr>
+          <w:p>
+            <w:r/>
+            <w:r>
+              <w:rPr>
+                <w:sz w:val="18"/>
+              </w:rPr>
+              <w:t>857</w:t>
+            </w:r>
+          </w:p>
+        </w:tc>
+        <w:tc>
+          <w:tcPr>
+            <w:tcW w:type="dxa" w:w="2000"/>
+          </w:tcPr>
+          <w:p>
+            <w:r/>
+            <w:r>
+              <w:rPr>
+                <w:sz w:val="18"/>
+              </w:rPr>
+              <w:t>0.98 / 0.97 / 0.98</w:t>
+            </w:r>
+          </w:p>
+        </w:tc>
+        <w:tc>
+          <w:tcPr>
+            <w:tcW w:type="dxa" w:w="2000"/>
+          </w:tcPr>
+          <w:p>
+            <w:r/>
+            <w:r>
+              <w:rPr>
+                <w:sz w:val="18"/>
+              </w:rPr>
+              <w:t>0.98 / 0.97 / 0.98</w:t>
+            </w:r>
+          </w:p>
+        </w:tc>
+        <w:tc>
+          <w:tcPr>
+            <w:tcW w:type="dxa" w:w="2100"/>
+          </w:tcPr>
+          <w:p>
+            <w:r/>
+            <w:r>
+              <w:rPr>
+                <w:sz w:val="18"/>
+              </w:rPr>
+              <w:t>0.98 / 0.98 / 0.98</w:t>
+            </w:r>
+          </w:p>
+        </w:tc>
+      </w:tr>
+      <w:tr>
+        <w:tc>
+          <w:tcPr>
+            <w:tcW w:type="dxa" w:w="2200"/>
+          </w:tcPr>
+          <w:p>
+            <w:r/>
+            <w:r>
+              <w:rPr>
+                <w:sz w:val="18"/>
+              </w:rPr>
+              <w:t>automatic-speech-recognition</w:t>
+            </w:r>
+          </w:p>
+        </w:tc>
+        <w:tc>
+          <w:tcPr>
+            <w:tcW w:type="dxa" w:w="800"/>
+          </w:tcPr>
+          <w:p>
+            <w:r/>
+            <w:r>
+              <w:rPr>
+                <w:sz w:val="18"/>
+              </w:rPr>
+              <w:t>639</w:t>
+            </w:r>
+          </w:p>
+        </w:tc>
+        <w:tc>
+          <w:tcPr>
+            <w:tcW w:type="dxa" w:w="2000"/>
+          </w:tcPr>
+          <w:p>
+            <w:r/>
+            <w:r>
+              <w:rPr>
+                <w:sz w:val="18"/>
+              </w:rPr>
+              <w:t>0.98 / 0.99 / 0.99</w:t>
+            </w:r>
+          </w:p>
+        </w:tc>
+        <w:tc>
+          <w:tcPr>
+            <w:tcW w:type="dxa" w:w="2000"/>
+          </w:tcPr>
+          <w:p>
+            <w:r/>
+            <w:r>
+              <w:rPr>
+                <w:sz w:val="18"/>
+              </w:rPr>
+              <w:t>0.99 / 0.98 / 0.99</w:t>
+            </w:r>
+          </w:p>
+        </w:tc>
+        <w:tc>
+          <w:tcPr>
+            <w:tcW w:type="dxa" w:w="2100"/>
+          </w:tcPr>
+          <w:p>
+            <w:r/>
+            <w:r>
+              <w:rPr>
+                <w:sz w:val="18"/>
+              </w:rPr>
+              <w:t>0.99 / 0.99 / 0.99</w:t>
+            </w:r>
+          </w:p>
+        </w:tc>
+      </w:tr>
+      <w:tr>
+        <w:tc>
+          <w:tcPr>
+            <w:tcW w:type="dxa" w:w="2200"/>
+          </w:tcPr>
+          <w:p>
+            <w:r/>
+            <w:r>
+              <w:rPr>
+                <w:sz w:val="18"/>
+              </w:rPr>
+              <w:t>robotics</w:t>
+            </w:r>
+          </w:p>
+        </w:tc>
+        <w:tc>
+          <w:tcPr>
+            <w:tcW w:type="dxa" w:w="800"/>
+          </w:tcPr>
+          <w:p>
+            <w:r/>
+            <w:r>
+              <w:rPr>
+                <w:sz w:val="18"/>
+              </w:rPr>
+              <w:t>421</w:t>
+            </w:r>
+          </w:p>
+        </w:tc>
+        <w:tc>
+          <w:tcPr>
+            <w:tcW w:type="dxa" w:w="2000"/>
+          </w:tcPr>
+          <w:p>
+            <w:r/>
+            <w:r>
+              <w:rPr>
+                <w:sz w:val="18"/>
+              </w:rPr>
+              <w:t>0.96 / 0.99 / 0.97</w:t>
+            </w:r>
+          </w:p>
+        </w:tc>
+        <w:tc>
+          <w:tcPr>
+            <w:tcW w:type="dxa" w:w="2000"/>
+          </w:tcPr>
+          <w:p>
+            <w:r/>
+            <w:r>
+              <w:rPr>
+                <w:sz w:val="18"/>
+              </w:rPr>
+              <w:t>0.96 / 0.95 / 0.96</w:t>
+            </w:r>
+          </w:p>
+        </w:tc>
+        <w:tc>
+          <w:tcPr>
+            <w:tcW w:type="dxa" w:w="2100"/>
+          </w:tcPr>
+          <w:p>
+            <w:r/>
+            <w:r>
+              <w:rPr>
+                <w:sz w:val="18"/>
+              </w:rPr>
+              <w:t>0.97 / 0.95 / 0.96</w:t>
+            </w:r>
+          </w:p>
+        </w:tc>
+      </w:tr>
+      <w:tr>
+        <w:tc>
+          <w:tcPr>
+            <w:tcW w:type="dxa" w:w="2200"/>
+          </w:tcPr>
+          <w:p>
+            <w:r/>
+            <w:r>
+              <w:rPr>
+                <w:sz w:val="18"/>
+              </w:rPr>
+              <w:t>token-classification</w:t>
+            </w:r>
+          </w:p>
+        </w:tc>
+        <w:tc>
+          <w:tcPr>
+            <w:tcW w:type="dxa" w:w="800"/>
+          </w:tcPr>
+          <w:p>
+            <w:r/>
+            <w:r>
+              <w:rPr>
+                <w:sz w:val="18"/>
+              </w:rPr>
+              <w:t>394</w:t>
+            </w:r>
+          </w:p>
+        </w:tc>
+        <w:tc>
+          <w:tcPr>
+            <w:tcW w:type="dxa" w:w="2000"/>
+          </w:tcPr>
+          <w:p>
+            <w:r/>
+            <w:r>
+              <w:rPr>
+                <w:sz w:val="18"/>
+              </w:rPr>
+              <w:t>0.95 / 0.95 / 0.95</w:t>
+            </w:r>
+          </w:p>
+        </w:tc>
+        <w:tc>
+          <w:tcPr>
+            <w:tcW w:type="dxa" w:w="2000"/>
+          </w:tcPr>
+          <w:p>
+            <w:r/>
+            <w:r>
+              <w:rPr>
+                <w:sz w:val="18"/>
+              </w:rPr>
+              <w:t>0.94 / 0.94 / 0.94</w:t>
+            </w:r>
+          </w:p>
+        </w:tc>
+        <w:tc>
+          <w:tcPr>
+            <w:tcW w:type="dxa" w:w="2100"/>
+          </w:tcPr>
+          <w:p>
+            <w:r/>
+            <w:r>
+              <w:rPr>
+                <w:sz w:val="18"/>
+              </w:rPr>
+              <w:t>0.97 / 0.96 / 0.96</w:t>
+            </w:r>
+          </w:p>
+        </w:tc>
+      </w:tr>
+      <w:tr>
+        <w:tc>
+          <w:tcPr>
+            <w:tcW w:type="dxa" w:w="2200"/>
+          </w:tcPr>
+          <w:p>
+            <w:r/>
+            <w:r>
+              <w:rPr>
+                <w:sz w:val="18"/>
+              </w:rPr>
+              <w:t>sentence-similarity</w:t>
+            </w:r>
+          </w:p>
+        </w:tc>
+        <w:tc>
+          <w:tcPr>
+            <w:tcW w:type="dxa" w:w="800"/>
+          </w:tcPr>
+          <w:p>
+            <w:r/>
+            <w:r>
+              <w:rPr>
+                <w:sz w:val="18"/>
+              </w:rPr>
+              <w:t>350</w:t>
+            </w:r>
+          </w:p>
+        </w:tc>
+        <w:tc>
+          <w:tcPr>
+            <w:tcW w:type="dxa" w:w="2000"/>
+          </w:tcPr>
+          <w:p>
+            <w:r/>
+            <w:r>
+              <w:rPr>
+                <w:sz w:val="18"/>
+              </w:rPr>
+              <w:t>0.97 / 0.99 / 0.98</w:t>
+            </w:r>
+          </w:p>
+        </w:tc>
+        <w:tc>
+          <w:tcPr>
+            <w:tcW w:type="dxa" w:w="2000"/>
+          </w:tcPr>
+          <w:p>
+            <w:r/>
+            <w:r>
+              <w:rPr>
+                <w:sz w:val="18"/>
+              </w:rPr>
+              <w:t>0.97 / 0.97 / 0.97</w:t>
+            </w:r>
+          </w:p>
+        </w:tc>
+        <w:tc>
+          <w:tcPr>
+            <w:tcW w:type="dxa" w:w="2100"/>
+          </w:tcPr>
+          <w:p>
+            <w:r/>
+            <w:r>
+              <w:rPr>
+                <w:sz w:val="18"/>
+              </w:rPr>
+              <w:t>0.98 / 0.98 / 0.98</w:t>
+            </w:r>
+          </w:p>
+        </w:tc>
+      </w:tr>
+      <w:tr>
+        <w:tc>
+          <w:tcPr>
+            <w:tcW w:type="dxa" w:w="2200"/>
+          </w:tcPr>
+          <w:p>
+            <w:r/>
+            <w:r>
+              <w:rPr>
+                <w:sz w:val="18"/>
+              </w:rPr>
+              <w:t>image-classification</w:t>
+            </w:r>
+          </w:p>
+        </w:tc>
+        <w:tc>
+          <w:tcPr>
+            <w:tcW w:type="dxa" w:w="800"/>
+          </w:tcPr>
+          <w:p>
+            <w:r/>
+            <w:r>
+              <w:rPr>
+                <w:sz w:val="18"/>
+              </w:rPr>
+              <w:t>347</w:t>
+            </w:r>
+          </w:p>
+        </w:tc>
+        <w:tc>
+          <w:tcPr>
+            <w:tcW w:type="dxa" w:w="2000"/>
+          </w:tcPr>
+          <w:p>
+            <w:r/>
+            <w:r>
+              <w:rPr>
+                <w:sz w:val="18"/>
+              </w:rPr>
+              <w:t>0.96 / 0.98 / 0.97</w:t>
+            </w:r>
+          </w:p>
+        </w:tc>
+        <w:tc>
+          <w:tcPr>
+            <w:tcW w:type="dxa" w:w="2000"/>
+          </w:tcPr>
+          <w:p>
+            <w:r/>
+            <w:r>
+              <w:rPr>
+                <w:sz w:val="18"/>
+              </w:rPr>
+              <w:t>0.97 / 0.96 / 0.96</w:t>
+            </w:r>
+          </w:p>
+        </w:tc>
+        <w:tc>
+          <w:tcPr>
+            <w:tcW w:type="dxa" w:w="2100"/>
+          </w:tcPr>
+          <w:p>
+            <w:r/>
+            <w:r>
+              <w:rPr>
+                <w:sz w:val="18"/>
+              </w:rPr>
+              <w:t>0.97 / 0.97 / 0.97</w:t>
             </w:r>
           </w:p>
         </w:tc>
